--- a/docs/DreamCabs-Phase-2-Client-Overview-Final.docx
+++ b/docs/DreamCabs-Phase-2-Client-Overview-Final.docx
@@ -59,7 +59,7 @@
         <w:t xml:space="preserve">Purpose and delivery:</w:t>
       </w:r>
       <w:r>
-        <w:t xml:space="preserve"> Improve ride handling through the existing apps and Admin Dashboard: driver alerts, accept/reject and unanswered-request handling; passenger names and booked seats; driver cancellation before boarding and ride-status updates; admin cancellation, boarding, verification-code and ride-status controls.</w:t>
+        <w:t xml:space="preserve"> Improve ride handling through the existing apps and Admin Dashboard: audible driver ring alerts, accept/reject before seat confirmation and unanswered-request handling; passenger names and booked seats; driver cancellation before boarding and ride-status updates; an Admin Dashboard panel to cancel any ride under the agreed cancellation rules, plus boarding, verification-code and ride-status controls.</w:t>
       </w:r>
     </w:p>
     <w:p>
@@ -92,10 +92,52 @@
         <w:rPr>
           <w:b/>
         </w:rPr>
+        <w:t xml:space="preserve">Profiles and vehicle details:</w:t>
+      </w:r>
+      <w:r>
+        <w:t xml:space="preserve"> Allow drivers to edit their name, phone number and vehicle details, including changing vehicle type. Allow customers to edit their profile and add a location panel for viewing and updating their saved location. Phone-number changes must verify the new number; vehicle changes must follow the applicable approval rules.</w:t>
+      </w:r>
+    </w:p>
+    <w:p>
+      <w:pPr>
+        <w:pStyle w:val="Normal"/>
+      </w:pPr>
+      <w:r>
+        <w:rPr>
+          <w:b/>
+        </w:rPr>
+        <w:t xml:space="preserve">Booking visuals and Fixed options:</w:t>
+      </w:r>
+      <w:r>
+        <w:t xml:space="preserve"> Add distinct icons for vehicle categories in the booking screens and male/female passenger icons. Under Fixed, offer Local and Outstation options and show nearby pickup points for the selected service.</w:t>
+      </w:r>
+    </w:p>
+    <w:p>
+      <w:pPr>
+        <w:pStyle w:val="Normal"/>
+      </w:pPr>
+      <w:r>
+        <w:rPr>
+          <w:b/>
+        </w:rPr>
+        <w:t xml:space="preserve">Reported fixes included:</w:t>
+      </w:r>
+      <w:r>
+        <w:t xml:space="preserve"> Investigate and fix the Kupwara-to-Srinagar route appearing for customers but not for eligible drivers, restore the missing in-app banner, and fix coupon application and discount calculation. These issues were reported by the client on 15 September 2026 and require reproduction and verification during delivery.</w:t>
+      </w:r>
+    </w:p>
+    <w:p>
+      <w:pPr>
+        <w:pStyle w:val="Normal"/>
+      </w:pPr>
+      <w:r>
+        <w:rPr>
+          <w:b/>
+        </w:rPr>
         <w:t xml:space="preserve">Limits:</w:t>
       </w:r>
       <w:r>
-        <w:t xml:space="preserve"> History depends on recorded data. The history period and detailed ride rules need confirmation; extra workflows require agreement.</w:t>
+        <w:t xml:space="preserve"> History depends on recorded data. The history period and detailed ride rules need confirmation. Clarify the Private versus Fixed service distinction with DreamCabs on a call before finalising those booking rules; extra workflows require agreement.</w:t>
       </w:r>
     </w:p>
     <w:p>
@@ -489,6 +531,14 @@
       </w:pPr>
       <w:r>
         <w:t xml:space="preserve">•  Ride-request, cancellation and boarding rules; company permissions, credit and invoice details.</w:t>
+      </w:r>
+    </w:p>
+    <w:p>
+      <w:pPr>
+        <w:pStyle w:val="ListParagraph"/>
+      </w:pPr>
+      <w:r>
+        <w:t xml:space="preserve">•  Private versus Fixed service definitions, Local/Outstation pickup behaviour, customer profile location fields and the banner placement to restore.</w:t>
       </w:r>
     </w:p>
     <w:p>
